--- a/tests/corpus/word-rules/E-header-cut.docx
+++ b/tests/corpus/word-rules/E-header-cut.docx
@@ -86,6 +86,7 @@
       </w:r>
     </w:p>
     <w:sectPr>
+      <w:headerReference w:type="default" r:id="rIdheader6"/>
       <w:footerReference w:type="default" r:id="rIdfooter6"/>
       <w:pgSz w:w="11906" w:h="16838"/>
       <w:pgMar w:top="1440" w:right="1440" w:bottom="1440" w:left="1440" w:header="708" w:footer="708" w:gutter="0"/>
@@ -5180,6 +5181,16 @@
       <w:br/>
       <w:t xml:space="preserve">header line 40</w:t>
     </w:r>
+  </w:p>
+</w:hdr>
+</file>
+
+<file path=word/header6.xml><?xml version="1.0" encoding="utf-8"?>
+<w:hdr xmlns:w="http://schemas.openxmlformats.org/wordprocessingml/2006/main" xmlns:r="http://schemas.openxmlformats.org/officeDocument/2006/relationships">
+  <w:p>
+    <w:pPr>
+      <w:spacing w:line="240" w:lineRule="exact"/>
+    </w:pPr>
   </w:p>
 </w:hdr>
 </file>
